--- a/site/docs/app-governance/sop.docx
+++ b/site/docs/app-governance/sop.docx
@@ -514,6 +514,33 @@
           <w:rFonts w:ascii="Consolas" w:hAnsi="Consolas"/>
         </w:rPr>
         <w:t xml:space="preserve">hardware-lifecycle</w:t>
+      </w:r>
+      <w:r>
+        <w:t xml:space="preserve">)</w:t>
+      </w:r>
+    </w:p>
+    <w:p>
+      <w:pPr>
+        <w:spacing w:after="60"/>
+        <w:ind w:left="720" w:hanging="360"/>
+      </w:pPr>
+      <w:r>
+        <w:t xml:space="preserve">•</w:t>
+      </w:r>
+      <w:r>
+        <w:tab/>
+      </w:r>
+      <w:r>
+        <w:t xml:space="preserve">Software audit response check</w:t>
+      </w:r>
+      <w:r>
+        <w:t xml:space="preserve"> (</w:t>
+      </w:r>
+      <w:r>
+        <w:rPr>
+          <w:rFonts w:ascii="Consolas" w:hAnsi="Consolas"/>
+        </w:rPr>
+        <w:t xml:space="preserve">audit-response</w:t>
       </w:r>
       <w:r>
         <w:t xml:space="preserve">)</w:t>
